--- a/weekThree/RDBMS.docx
+++ b/weekThree/RDBMS.docx
@@ -1,165 +1,592 @@
 
 <file path=word/document.xml><?xml version="1.0" encoding="utf-8"?>
-<w:document xmlns:mc="http://schemas.openxmlformats.org/markup-compatibility/2006" xmlns:o="urn:schemas-microsoft-com:office:office" xmlns:r="http://schemas.openxmlformats.org/officeDocument/2006/relationships" xmlns:m="http://schemas.openxmlformats.org/officeDocument/2006/math" xmlns:v="urn:schemas-microsoft-com:vml" xmlns:wp="http://schemas.openxmlformats.org/drawingml/2006/wordprocessingDrawing" xmlns:w10="urn:schemas-microsoft-com:office:word" xmlns:w="http://schemas.openxmlformats.org/wordprocessingml/2006/main" xmlns:wne="http://schemas.microsoft.com/office/word/2006/wordml" xmlns:sl="http://schemas.openxmlformats.org/schemaLibrary/2006/main" xmlns:a="http://schemas.openxmlformats.org/drawingml/2006/main" xmlns:pic="http://schemas.openxmlformats.org/drawingml/2006/picture" xmlns:c="http://schemas.openxmlformats.org/drawingml/2006/chart" xmlns:lc="http://schemas.openxmlformats.org/drawingml/2006/lockedCanvas" xmlns:dgm="http://schemas.openxmlformats.org/drawingml/2006/diagram" xmlns:wps="http://schemas.microsoft.com/office/word/2010/wordprocessingShape" xmlns:wpg="http://schemas.microsoft.com/office/word/2010/wordprocessingGroup" xmlns:w14="http://schemas.microsoft.com/office/word/2010/wordml" xmlns:w15="http://schemas.microsoft.com/office/word/2012/wordml" xmlns:w16="http://schemas.microsoft.com/office/word/2018/wordml" xmlns:w16cex="http://schemas.microsoft.com/office/word/2018/wordml/cex" xmlns:w16cid="http://schemas.microsoft.com/office/word/2016/wordml/cid" xmlns="http://schemas.microsoft.com/office/tasks/2019/documenttasks" xmlns:cr="http://schemas.microsoft.com/office/comments/2020/reactions">
+<w:document xmlns:wpc="http://schemas.microsoft.com/office/word/2010/wordprocessingCanvas" xmlns:cx="http://schemas.microsoft.com/office/drawing/2014/chartex" xmlns:cx1="http://schemas.microsoft.com/office/drawing/2015/9/8/chartex" xmlns:cx2="http://schemas.microsoft.com/office/drawing/2015/10/21/chartex" xmlns:cx3="http://schemas.microsoft.com/office/drawing/2016/5/9/chartex" xmlns:cx4="http://schemas.microsoft.com/office/drawing/2016/5/10/chartex" xmlns:cx5="http://schemas.microsoft.com/office/drawing/2016/5/11/chartex" xmlns:cx6="http://schemas.microsoft.com/office/drawing/2016/5/12/chartex" xmlns:cx7="http://schemas.microsoft.com/office/drawing/2016/5/13/chartex" xmlns:cx8="http://schemas.microsoft.com/office/drawing/2016/5/14/chartex" xmlns:mc="http://schemas.openxmlformats.org/markup-compatibility/2006" xmlns:aink="http://schemas.microsoft.com/office/drawing/2016/ink" xmlns:am3d="http://schemas.microsoft.com/office/drawing/2017/model3d" xmlns:o="urn:schemas-microsoft-com:office:office" xmlns:oel="http://schemas.microsoft.com/office/2019/extlst" xmlns:r="http://schemas.openxmlformats.org/officeDocument/2006/relationships" xmlns:m="http://schemas.openxmlformats.org/officeDocument/2006/math" xmlns:v="urn:schemas-microsoft-com:vml" xmlns:wp14="http://schemas.microsoft.com/office/word/2010/wordprocessingDrawing" xmlns:wp="http://schemas.openxmlformats.org/drawingml/2006/wordprocessingDrawing" xmlns:w10="urn:schemas-microsoft-com:office:word" xmlns:w="http://schemas.openxmlformats.org/wordprocessingml/2006/main" xmlns:w14="http://schemas.microsoft.com/office/word/2010/wordml" xmlns:w15="http://schemas.microsoft.com/office/word/2012/wordml" xmlns:w16cex="http://schemas.microsoft.com/office/word/2018/wordml/cex" xmlns:w16cid="http://schemas.microsoft.com/office/word/2016/wordml/cid" xmlns:w16="http://schemas.microsoft.com/office/word/2018/wordml" xmlns:w16du="http://schemas.microsoft.com/office/word/2023/wordml/word16du" xmlns:w16sdtdh="http://schemas.microsoft.com/office/word/2020/wordml/sdtdatahash" xmlns:w16sdtfl="http://schemas.microsoft.com/office/word/2024/wordml/sdtformatlock" xmlns:w16se="http://schemas.microsoft.com/office/word/2015/wordml/symex" xmlns:wpg="http://schemas.microsoft.com/office/word/2010/wordprocessingGroup" xmlns:wpi="http://schemas.microsoft.com/office/word/2010/wordprocessingInk" xmlns:wne="http://schemas.microsoft.com/office/word/2006/wordml" xmlns:wps="http://schemas.microsoft.com/office/word/2010/wordprocessingShape" mc:Ignorable="w14 w15 w16se w16cid w16 w16cex w16sdtdh w16sdtfl w16du wp14">
   <w:body>
     <w:p>
       <w:pPr>
         <w:pStyle w:val="Title"/>
         <w:rPr>
-          <w:b w:val="1"/>
-          <w:bCs w:val="1"/>
-        </w:rPr>
-      </w:pPr>
-      <w:bookmarkStart w:colFirst="0" w:colLast="0" w:name="_mxpo0poes2zt" w:id="0"/>
+          <w:b/>
+          <w:bCs/>
+        </w:rPr>
+      </w:pPr>
+      <w:bookmarkStart w:id="0" w:name="_mxpo0poes2zt" w:colFirst="0" w:colLast="0"/>
       <w:bookmarkEnd w:id="0"/>
       <w:r>
         <w:rPr>
-          <w:b w:val="1"/>
-          <w:bCs w:val="1"/>
-          <w:rtl w:val="0"/>
-        </w:rPr>
-        <w:t xml:space="preserve">RDBMS</w:t>
-      </w:r>
-    </w:p>
-    <w:p>
-      <w:pPr>
-        <w:rPr/>
-      </w:pPr>
-      <w:r>
-        <w:rPr>
-          <w:rtl w:val="0"/>
-        </w:rPr>
-      </w:r>
-    </w:p>
-    <w:p>
-      <w:pPr>
-        <w:rPr/>
-      </w:pPr>
-      <w:r>
-        <w:rPr>
-          <w:rtl w:val="0"/>
-        </w:rPr>
-        <w:t xml:space="preserve">It stands for Relational Database Management System.</w:t>
-      </w:r>
-    </w:p>
-    <w:p>
-      <w:pPr>
-        <w:rPr/>
-      </w:pPr>
-      <w:r>
-        <w:rPr>
-          <w:rtl w:val="0"/>
-        </w:rPr>
-      </w:r>
-    </w:p>
+          <w:b/>
+          <w:bCs/>
+        </w:rPr>
+        <w:t>RDBMS</w:t>
+      </w:r>
+    </w:p>
+    <w:p/>
+    <w:p>
+      <w:r>
+        <w:t>It stands for Relational Database Management System.</w:t>
+      </w:r>
+    </w:p>
+    <w:p/>
     <w:p>
       <w:pPr>
         <w:pStyle w:val="Heading3"/>
         <w:rPr>
-          <w:b w:val="1"/>
-          <w:bCs w:val="1"/>
-        </w:rPr>
-      </w:pPr>
-      <w:bookmarkStart w:colFirst="0" w:colLast="0" w:name="_wkjnxuqy9w27" w:id="1"/>
+          <w:b/>
+          <w:bCs/>
+        </w:rPr>
+      </w:pPr>
+      <w:bookmarkStart w:id="1" w:name="_wkjnxuqy9w27" w:colFirst="0" w:colLast="0"/>
       <w:bookmarkEnd w:id="1"/>
       <w:r>
         <w:rPr>
-          <w:b w:val="1"/>
-          <w:bCs w:val="1"/>
-          <w:rtl w:val="0"/>
-        </w:rPr>
-        <w:t xml:space="preserve">What its?</w:t>
-      </w:r>
-    </w:p>
-    <w:p>
-      <w:pPr>
-        <w:rPr/>
-      </w:pPr>
-      <w:r>
-        <w:rPr>
-          <w:rtl w:val="0"/>
-        </w:rPr>
-        <w:t xml:space="preserve">Its a database system and it allows us to operate the CRUD functions in the relational database (SQL)</w:t>
-      </w:r>
-    </w:p>
-    <w:p>
-      <w:pPr>
-        <w:rPr/>
-      </w:pPr>
-      <w:r>
-        <w:rPr>
-          <w:rtl w:val="0"/>
-        </w:rPr>
-      </w:r>
-    </w:p>
-    <w:p>
-      <w:pPr>
-        <w:spacing w:after="240" w:before="240" w:lineRule="auto"/>
-        <w:rPr>
-          <w:color w:val="1155cc"/>
+          <w:b/>
+          <w:bCs/>
+        </w:rPr>
+        <w:t xml:space="preserve">What </w:t>
+      </w:r>
+      <w:proofErr w:type="spellStart"/>
+      <w:r>
+        <w:rPr>
+          <w:b/>
+          <w:bCs/>
+        </w:rPr>
+        <w:t>its</w:t>
+      </w:r>
+      <w:proofErr w:type="spellEnd"/>
+      <w:r>
+        <w:rPr>
+          <w:b/>
+          <w:bCs/>
+        </w:rPr>
+        <w:t>?</w:t>
+      </w:r>
+    </w:p>
+    <w:p>
+      <w:proofErr w:type="spellStart"/>
+      <w:r>
+        <w:t>Its</w:t>
+      </w:r>
+      <w:proofErr w:type="spellEnd"/>
+      <w:r>
+        <w:t xml:space="preserve"> a database system and it allows us to operate the CRUD functions in the relational database (SQL)</w:t>
+      </w:r>
+    </w:p>
+    <w:p/>
+    <w:p>
+      <w:pPr>
+        <w:spacing w:before="240" w:after="240"/>
+        <w:rPr>
+          <w:color w:val="1155CC"/>
           <w:u w:val="single"/>
         </w:rPr>
       </w:pPr>
       <w:r>
-        <w:rPr>
-          <w:rtl w:val="0"/>
-        </w:rPr>
-        <w:t xml:space="preserve">An RDBMS, or Relational Database Management System, is a structured way of organizing data into tables where the 'Relational' part refers to how these tables connect to one another using unique keys. Unlike unstructured databases, this system is built for extreme accuracy and reliability; the 'Management System' acts as the brain that handles all data movement through CRUD operations (Create, Read, Update, Delete). Most importantly, it protects the integrity of my data by ensuring I can’t accidentally delete a primary record, like a customer, without first handling their related history, keeping everything perfectly synchronized and error-free.</w:t>
-      </w:r>
-      <w:r>
-        <w:rPr>
-          <w:rtl w:val="0"/>
-        </w:rPr>
-      </w:r>
-    </w:p>
-    <w:p>
-      <w:pPr>
-        <w:rPr/>
-      </w:pPr>
-      <w:r>
-        <w:rPr>
-          <w:rtl w:val="0"/>
-        </w:rPr>
-      </w:r>
-    </w:p>
+        <w:t>An RDBMS, or Relational Database Management System, is a structured way of organizing data into tables where the 'Relational' part refers to how these tables connect to one another using unique keys. Unlike unstructured databases, this system is built for extreme accuracy and reliability; the 'Management System' acts as the brain that handles all data movement through CRUD operations (Create, Read, Update, Delete). Most importantly, it protects the integrity of my data by ensuring I can’t accidentally delete a primary record, like a customer, without first handling their related history, keeping everything perfectly synchronized and error-free.</w:t>
+      </w:r>
+    </w:p>
+    <w:p/>
+    <w:p>
+      <w:pPr>
+        <w:pStyle w:val="Heading3"/>
+        <w:rPr>
+          <w:b/>
+          <w:bCs/>
+        </w:rPr>
+      </w:pPr>
+      <w:r>
+        <w:rPr>
+          <w:b/>
+          <w:bCs/>
+        </w:rPr>
+        <w:t xml:space="preserve">I understand what a plain RDBMS </w:t>
+      </w:r>
+      <w:r>
+        <w:rPr>
+          <w:b/>
+          <w:bCs/>
+        </w:rPr>
+        <w:t xml:space="preserve">is </w:t>
+      </w:r>
+      <w:r>
+        <w:rPr>
+          <w:b/>
+          <w:bCs/>
+        </w:rPr>
+        <w:t>now</w:t>
+      </w:r>
+      <w:r>
+        <w:rPr>
+          <w:b/>
+          <w:bCs/>
+        </w:rPr>
+        <w:t>. Let</w:t>
+      </w:r>
+      <w:r>
+        <w:rPr>
+          <w:b/>
+          <w:bCs/>
+        </w:rPr>
+        <w:t xml:space="preserve"> me explain what the </w:t>
+      </w:r>
+      <w:r>
+        <w:rPr>
+          <w:b/>
+          <w:bCs/>
+        </w:rPr>
+        <w:t>RDBMS Architecture is:</w:t>
+      </w:r>
+    </w:p>
+    <w:p/>
+    <w:p>
+      <w:r>
+        <w:t xml:space="preserve">It’s </w:t>
+      </w:r>
+      <w:r>
+        <w:t>explaining</w:t>
+      </w:r>
+      <w:r>
+        <w:t xml:space="preserve"> how the RDBMS is built (Blueprint) and how different parts talk with each other (Tables), and how the raw commands (SQL) are written to manipulate (CRUD) the existing data (Records)</w:t>
+      </w:r>
+      <w:r>
+        <w:t>.</w:t>
+      </w:r>
+    </w:p>
+    <w:p/>
+    <w:p>
+      <w:r>
+        <w:t>So it’s a full system from start to the end, it explains</w:t>
+      </w:r>
+      <w:r>
+        <w:rPr>
+          <w:b/>
+          <w:bCs/>
+        </w:rPr>
+        <w:t xml:space="preserve"> HOW?</w:t>
+      </w:r>
+    </w:p>
+    <w:p/>
+    <w:p/>
+    <w:p>
+      <w:pPr>
+        <w:pStyle w:val="Heading3"/>
+        <w:rPr>
+          <w:b/>
+          <w:bCs/>
+        </w:rPr>
+      </w:pPr>
+      <w:r>
+        <w:rPr>
+          <w:b/>
+          <w:bCs/>
+        </w:rPr>
+        <w:t>When we come to build the RDBMS, we must build it in different layers</w:t>
+      </w:r>
+      <w:r>
+        <w:rPr>
+          <w:b/>
+          <w:bCs/>
+        </w:rPr>
+        <w:t>,</w:t>
+      </w:r>
+      <w:r>
+        <w:rPr>
+          <w:b/>
+          <w:bCs/>
+        </w:rPr>
+        <w:t xml:space="preserve"> like:</w:t>
+      </w:r>
+    </w:p>
+    <w:p>
+      <w:pPr>
+        <w:pStyle w:val="ListParagraph"/>
+        <w:numPr>
+          <w:ilvl w:val="0"/>
+          <w:numId w:val="1"/>
+        </w:numPr>
+      </w:pPr>
+      <w:r>
+        <w:t>3 Layers View (ANSI-SPA</w:t>
+      </w:r>
+      <w:r>
+        <w:t>R</w:t>
+      </w:r>
+      <w:r>
+        <w:t xml:space="preserve">C Architecture): </w:t>
+      </w:r>
+    </w:p>
+    <w:p>
+      <w:pPr>
+        <w:pStyle w:val="ListParagraph"/>
+        <w:numPr>
+          <w:ilvl w:val="1"/>
+          <w:numId w:val="1"/>
+        </w:numPr>
+      </w:pPr>
+      <w:r>
+        <w:rPr>
+          <w:b/>
+          <w:bCs/>
+        </w:rPr>
+        <w:t>View Layer:</w:t>
+      </w:r>
+      <w:r>
+        <w:t xml:space="preserve"> At this layer, we show the result of the </w:t>
+      </w:r>
+      <w:r>
+        <w:rPr>
+          <w:b/>
+          <w:bCs/>
+        </w:rPr>
+        <w:t>logical layer</w:t>
+      </w:r>
+      <w:r>
+        <w:rPr>
+          <w:b/>
+          <w:bCs/>
+        </w:rPr>
+        <w:t>,</w:t>
+      </w:r>
+      <w:r>
+        <w:rPr>
+          <w:b/>
+          <w:bCs/>
+        </w:rPr>
+        <w:t xml:space="preserve"> </w:t>
+      </w:r>
+      <w:r>
+        <w:t>where we show the results and how to show them (e.g., what the user will see in the platform, what we allow them to see).</w:t>
+      </w:r>
+    </w:p>
+    <w:p>
+      <w:pPr>
+        <w:pStyle w:val="ListParagraph"/>
+        <w:ind w:left="1440"/>
+      </w:pPr>
+    </w:p>
+    <w:p>
+      <w:pPr>
+        <w:pStyle w:val="ListParagraph"/>
+        <w:numPr>
+          <w:ilvl w:val="1"/>
+          <w:numId w:val="1"/>
+        </w:numPr>
+        <w:rPr>
+          <w:b/>
+          <w:bCs/>
+        </w:rPr>
+      </w:pPr>
+      <w:r>
+        <w:rPr>
+          <w:b/>
+          <w:bCs/>
+        </w:rPr>
+        <w:t>Logical Layer:</w:t>
+      </w:r>
+      <w:r>
+        <w:rPr>
+          <w:b/>
+          <w:bCs/>
+        </w:rPr>
+        <w:t xml:space="preserve"> </w:t>
+      </w:r>
+      <w:r>
+        <w:t>Here</w:t>
+      </w:r>
+      <w:r>
+        <w:t xml:space="preserve">, the developer works, describing what the tables are and how to link them (Relationship), so the </w:t>
+      </w:r>
+      <w:r>
+        <w:rPr>
+          <w:b/>
+          <w:bCs/>
+        </w:rPr>
+        <w:t>view layer</w:t>
+      </w:r>
+      <w:r>
+        <w:t xml:space="preserve"> can get the data from.</w:t>
+      </w:r>
+    </w:p>
+    <w:p>
+      <w:pPr>
+        <w:pStyle w:val="ListParagraph"/>
+        <w:numPr>
+          <w:ilvl w:val="1"/>
+          <w:numId w:val="1"/>
+        </w:numPr>
+      </w:pPr>
+      <w:r>
+        <w:rPr>
+          <w:b/>
+          <w:bCs/>
+        </w:rPr>
+        <w:lastRenderedPageBreak/>
+        <w:t>Physical Layer:</w:t>
+      </w:r>
+      <w:r>
+        <w:t xml:space="preserve"> Here, the computer works; it describes how data is stored on the hard drive, like in bits, bytes, and file structure.</w:t>
+      </w:r>
+    </w:p>
+    <w:p/>
+    <w:p>
+      <w:pPr>
+        <w:rPr>
+          <w:b/>
+          <w:bCs/>
+        </w:rPr>
+      </w:pPr>
+    </w:p>
+    <w:p>
+      <w:r>
+        <w:rPr>
+          <w:b/>
+          <w:bCs/>
+        </w:rPr>
+        <w:t>My own words:</w:t>
+      </w:r>
+      <w:r>
+        <w:rPr>
+          <w:b/>
+          <w:bCs/>
+        </w:rPr>
+        <w:t xml:space="preserve"> </w:t>
+      </w:r>
+      <w:r>
+        <w:t>In a website context, your understanding of the </w:t>
+      </w:r>
+      <w:r>
+        <w:rPr>
+          <w:b/>
+          <w:bCs/>
+        </w:rPr>
+        <w:t>ANSI-SPARC Architecture</w:t>
+      </w:r>
+      <w:r>
+        <w:t> is essentially a project where you first determine the </w:t>
+      </w:r>
+      <w:r>
+        <w:rPr>
+          <w:b/>
+          <w:bCs/>
+        </w:rPr>
+        <w:t>External Level</w:t>
+      </w:r>
+      <w:r>
+        <w:t xml:space="preserve"> (individual user views, like a customer profile vs. </w:t>
+      </w:r>
+      <w:proofErr w:type="spellStart"/>
+      <w:r>
+        <w:t>an</w:t>
+      </w:r>
+      <w:proofErr w:type="spellEnd"/>
+      <w:r>
+        <w:t xml:space="preserve"> admin dashboard) and then design a single </w:t>
+      </w:r>
+      <w:r>
+        <w:rPr>
+          <w:b/>
+          <w:bCs/>
+        </w:rPr>
+        <w:t>Conceptual Level</w:t>
+      </w:r>
+      <w:r>
+        <w:t> (the logical "blueprint" of all tables and relationships) to support those diverse needs. This separation ensures that you can update the </w:t>
+      </w:r>
+      <w:r>
+        <w:rPr>
+          <w:b/>
+          <w:bCs/>
+        </w:rPr>
+        <w:t>Internal Level</w:t>
+      </w:r>
+      <w:r>
+        <w:t> (the physical storage, such as switching from a standard hard drive to a fast SSD or changing data compression) without ever needing to rewrite your website’s logic or change what the end-user sees.</w:t>
+      </w:r>
+      <w:r>
+        <w:tab/>
+      </w:r>
+    </w:p>
+    <w:p>
+      <w:pPr>
+        <w:rPr>
+          <w:b/>
+          <w:bCs/>
+        </w:rPr>
+      </w:pPr>
+    </w:p>
+    <w:p/>
     <w:sectPr>
-      <w:headerReference r:id="rId6" w:type="default"/>
-      <w:pgSz w:h="15840" w:w="12240" w:orient="portrait"/>
-      <w:pgMar w:bottom="1440" w:top="1440" w:left="1440" w:right="1440" w:header="720" w:footer="720"/>
+      <w:headerReference w:type="default" r:id="rId7"/>
+      <w:pgSz w:w="12240" w:h="15840"/>
+      <w:pgMar w:top="1440" w:right="1440" w:bottom="1440" w:left="1440" w:header="720" w:footer="720" w:gutter="0"/>
       <w:pgNumType w:start="1"/>
+      <w:cols w:space="720"/>
     </w:sectPr>
   </w:body>
 </w:document>
 </file>
 
+<file path=word/endnotes.xml><?xml version="1.0" encoding="utf-8"?>
+<w:endnotes xmlns:wpc="http://schemas.microsoft.com/office/word/2010/wordprocessingCanvas" xmlns:cx="http://schemas.microsoft.com/office/drawing/2014/chartex" xmlns:cx1="http://schemas.microsoft.com/office/drawing/2015/9/8/chartex" xmlns:cx2="http://schemas.microsoft.com/office/drawing/2015/10/21/chartex" xmlns:cx3="http://schemas.microsoft.com/office/drawing/2016/5/9/chartex" xmlns:cx4="http://schemas.microsoft.com/office/drawing/2016/5/10/chartex" xmlns:cx5="http://schemas.microsoft.com/office/drawing/2016/5/11/chartex" xmlns:cx6="http://schemas.microsoft.com/office/drawing/2016/5/12/chartex" xmlns:cx7="http://schemas.microsoft.com/office/drawing/2016/5/13/chartex" xmlns:cx8="http://schemas.microsoft.com/office/drawing/2016/5/14/chartex" xmlns:mc="http://schemas.openxmlformats.org/markup-compatibility/2006" xmlns:aink="http://schemas.microsoft.com/office/drawing/2016/ink" xmlns:am3d="http://schemas.microsoft.com/office/drawing/2017/model3d" xmlns:o="urn:schemas-microsoft-com:office:office" xmlns:oel="http://schemas.microsoft.com/office/2019/extlst" xmlns:r="http://schemas.openxmlformats.org/officeDocument/2006/relationships" xmlns:m="http://schemas.openxmlformats.org/officeDocument/2006/math" xmlns:v="urn:schemas-microsoft-com:vml" xmlns:wp14="http://schemas.microsoft.com/office/word/2010/wordprocessingDrawing" xmlns:wp="http://schemas.openxmlformats.org/drawingml/2006/wordprocessingDrawing" xmlns:w10="urn:schemas-microsoft-com:office:word" xmlns:w="http://schemas.openxmlformats.org/wordprocessingml/2006/main" xmlns:w14="http://schemas.microsoft.com/office/word/2010/wordml" xmlns:w15="http://schemas.microsoft.com/office/word/2012/wordml" xmlns:w16cex="http://schemas.microsoft.com/office/word/2018/wordml/cex" xmlns:w16cid="http://schemas.microsoft.com/office/word/2016/wordml/cid" xmlns:w16="http://schemas.microsoft.com/office/word/2018/wordml" xmlns:w16du="http://schemas.microsoft.com/office/word/2023/wordml/word16du" xmlns:w16sdtdh="http://schemas.microsoft.com/office/word/2020/wordml/sdtdatahash" xmlns:w16sdtfl="http://schemas.microsoft.com/office/word/2024/wordml/sdtformatlock" xmlns:w16se="http://schemas.microsoft.com/office/word/2015/wordml/symex" xmlns:wpg="http://schemas.microsoft.com/office/word/2010/wordprocessingGroup" xmlns:wpi="http://schemas.microsoft.com/office/word/2010/wordprocessingInk" xmlns:wne="http://schemas.microsoft.com/office/word/2006/wordml" xmlns:wps="http://schemas.microsoft.com/office/word/2010/wordprocessingShape" mc:Ignorable="w14 w15 w16se w16cid w16 w16cex w16sdtdh w16sdtfl w16du wp14">
+  <w:endnote w:type="separator" w:id="-1">
+    <w:p>
+      <w:pPr>
+        <w:spacing w:line="240" w:lineRule="auto"/>
+      </w:pPr>
+      <w:r>
+        <w:separator/>
+      </w:r>
+    </w:p>
+  </w:endnote>
+  <w:endnote w:type="continuationSeparator" w:id="0">
+    <w:p>
+      <w:pPr>
+        <w:spacing w:line="240" w:lineRule="auto"/>
+      </w:pPr>
+      <w:r>
+        <w:continuationSeparator/>
+      </w:r>
+    </w:p>
+  </w:endnote>
+</w:endnotes>
+</file>
+
+<file path=word/footnotes.xml><?xml version="1.0" encoding="utf-8"?>
+<w:footnotes xmlns:wpc="http://schemas.microsoft.com/office/word/2010/wordprocessingCanvas" xmlns:cx="http://schemas.microsoft.com/office/drawing/2014/chartex" xmlns:cx1="http://schemas.microsoft.com/office/drawing/2015/9/8/chartex" xmlns:cx2="http://schemas.microsoft.com/office/drawing/2015/10/21/chartex" xmlns:cx3="http://schemas.microsoft.com/office/drawing/2016/5/9/chartex" xmlns:cx4="http://schemas.microsoft.com/office/drawing/2016/5/10/chartex" xmlns:cx5="http://schemas.microsoft.com/office/drawing/2016/5/11/chartex" xmlns:cx6="http://schemas.microsoft.com/office/drawing/2016/5/12/chartex" xmlns:cx7="http://schemas.microsoft.com/office/drawing/2016/5/13/chartex" xmlns:cx8="http://schemas.microsoft.com/office/drawing/2016/5/14/chartex" xmlns:mc="http://schemas.openxmlformats.org/markup-compatibility/2006" xmlns:aink="http://schemas.microsoft.com/office/drawing/2016/ink" xmlns:am3d="http://schemas.microsoft.com/office/drawing/2017/model3d" xmlns:o="urn:schemas-microsoft-com:office:office" xmlns:oel="http://schemas.microsoft.com/office/2019/extlst" xmlns:r="http://schemas.openxmlformats.org/officeDocument/2006/relationships" xmlns:m="http://schemas.openxmlformats.org/officeDocument/2006/math" xmlns:v="urn:schemas-microsoft-com:vml" xmlns:wp14="http://schemas.microsoft.com/office/word/2010/wordprocessingDrawing" xmlns:wp="http://schemas.openxmlformats.org/drawingml/2006/wordprocessingDrawing" xmlns:w10="urn:schemas-microsoft-com:office:word" xmlns:w="http://schemas.openxmlformats.org/wordprocessingml/2006/main" xmlns:w14="http://schemas.microsoft.com/office/word/2010/wordml" xmlns:w15="http://schemas.microsoft.com/office/word/2012/wordml" xmlns:w16cex="http://schemas.microsoft.com/office/word/2018/wordml/cex" xmlns:w16cid="http://schemas.microsoft.com/office/word/2016/wordml/cid" xmlns:w16="http://schemas.microsoft.com/office/word/2018/wordml" xmlns:w16du="http://schemas.microsoft.com/office/word/2023/wordml/word16du" xmlns:w16sdtdh="http://schemas.microsoft.com/office/word/2020/wordml/sdtdatahash" xmlns:w16sdtfl="http://schemas.microsoft.com/office/word/2024/wordml/sdtformatlock" xmlns:w16se="http://schemas.microsoft.com/office/word/2015/wordml/symex" xmlns:wpg="http://schemas.microsoft.com/office/word/2010/wordprocessingGroup" xmlns:wpi="http://schemas.microsoft.com/office/word/2010/wordprocessingInk" xmlns:wne="http://schemas.microsoft.com/office/word/2006/wordml" xmlns:wps="http://schemas.microsoft.com/office/word/2010/wordprocessingShape" mc:Ignorable="w14 w15 w16se w16cid w16 w16cex w16sdtdh w16sdtfl w16du wp14">
+  <w:footnote w:type="separator" w:id="-1">
+    <w:p>
+      <w:pPr>
+        <w:spacing w:line="240" w:lineRule="auto"/>
+      </w:pPr>
+      <w:r>
+        <w:separator/>
+      </w:r>
+    </w:p>
+  </w:footnote>
+  <w:footnote w:type="continuationSeparator" w:id="0">
+    <w:p>
+      <w:pPr>
+        <w:spacing w:line="240" w:lineRule="auto"/>
+      </w:pPr>
+      <w:r>
+        <w:continuationSeparator/>
+      </w:r>
+    </w:p>
+  </w:footnote>
+</w:footnotes>
+</file>
+
 <file path=word/header1.xml><?xml version="1.0" encoding="utf-8"?>
-<w:hdr xmlns:mc="http://schemas.openxmlformats.org/markup-compatibility/2006" xmlns:o="urn:schemas-microsoft-com:office:office" xmlns:r="http://schemas.openxmlformats.org/officeDocument/2006/relationships" xmlns:m="http://schemas.openxmlformats.org/officeDocument/2006/math" xmlns:v="urn:schemas-microsoft-com:vml" xmlns:wp="http://schemas.openxmlformats.org/drawingml/2006/wordprocessingDrawing" xmlns:w10="urn:schemas-microsoft-com:office:word" xmlns:w="http://schemas.openxmlformats.org/wordprocessingml/2006/main" xmlns:wne="http://schemas.microsoft.com/office/word/2006/wordml" xmlns:sl="http://schemas.openxmlformats.org/schemaLibrary/2006/main" xmlns:a="http://schemas.openxmlformats.org/drawingml/2006/main" xmlns:pic="http://schemas.openxmlformats.org/drawingml/2006/picture" xmlns:c="http://schemas.openxmlformats.org/drawingml/2006/chart" xmlns:lc="http://schemas.openxmlformats.org/drawingml/2006/lockedCanvas" xmlns:dgm="http://schemas.openxmlformats.org/drawingml/2006/diagram" xmlns:wps="http://schemas.microsoft.com/office/word/2010/wordprocessingShape" xmlns:wpg="http://schemas.microsoft.com/office/word/2010/wordprocessingGroup" xmlns:w14="http://schemas.microsoft.com/office/word/2010/wordml" xmlns:w15="http://schemas.microsoft.com/office/word/2012/wordml" xmlns:w16="http://schemas.microsoft.com/office/word/2018/wordml" xmlns:w16cex="http://schemas.microsoft.com/office/word/2018/wordml/cex" xmlns:w16cid="http://schemas.microsoft.com/office/word/2016/wordml/cid" xmlns="http://schemas.microsoft.com/office/tasks/2019/documenttasks" xmlns:cr="http://schemas.microsoft.com/office/comments/2020/reactions">
-  <w:p>
-    <w:pPr>
-      <w:rPr/>
-    </w:pPr>
-    <w:r>
-      <w:rPr>
-        <w:rtl w:val="0"/>
-      </w:rPr>
-    </w:r>
-  </w:p>
+<w:hdr xmlns:wpc="http://schemas.microsoft.com/office/word/2010/wordprocessingCanvas" xmlns:cx="http://schemas.microsoft.com/office/drawing/2014/chartex" xmlns:cx1="http://schemas.microsoft.com/office/drawing/2015/9/8/chartex" xmlns:cx2="http://schemas.microsoft.com/office/drawing/2015/10/21/chartex" xmlns:cx3="http://schemas.microsoft.com/office/drawing/2016/5/9/chartex" xmlns:cx4="http://schemas.microsoft.com/office/drawing/2016/5/10/chartex" xmlns:cx5="http://schemas.microsoft.com/office/drawing/2016/5/11/chartex" xmlns:cx6="http://schemas.microsoft.com/office/drawing/2016/5/12/chartex" xmlns:cx7="http://schemas.microsoft.com/office/drawing/2016/5/13/chartex" xmlns:cx8="http://schemas.microsoft.com/office/drawing/2016/5/14/chartex" xmlns:mc="http://schemas.openxmlformats.org/markup-compatibility/2006" xmlns:aink="http://schemas.microsoft.com/office/drawing/2016/ink" xmlns:am3d="http://schemas.microsoft.com/office/drawing/2017/model3d" xmlns:o="urn:schemas-microsoft-com:office:office" xmlns:oel="http://schemas.microsoft.com/office/2019/extlst" xmlns:r="http://schemas.openxmlformats.org/officeDocument/2006/relationships" xmlns:m="http://schemas.openxmlformats.org/officeDocument/2006/math" xmlns:v="urn:schemas-microsoft-com:vml" xmlns:wp14="http://schemas.microsoft.com/office/word/2010/wordprocessingDrawing" xmlns:wp="http://schemas.openxmlformats.org/drawingml/2006/wordprocessingDrawing" xmlns:w10="urn:schemas-microsoft-com:office:word" xmlns:w="http://schemas.openxmlformats.org/wordprocessingml/2006/main" xmlns:w14="http://schemas.microsoft.com/office/word/2010/wordml" xmlns:w15="http://schemas.microsoft.com/office/word/2012/wordml" xmlns:w16cex="http://schemas.microsoft.com/office/word/2018/wordml/cex" xmlns:w16cid="http://schemas.microsoft.com/office/word/2016/wordml/cid" xmlns:w16="http://schemas.microsoft.com/office/word/2018/wordml" xmlns:w16du="http://schemas.microsoft.com/office/word/2023/wordml/word16du" xmlns:w16sdtdh="http://schemas.microsoft.com/office/word/2020/wordml/sdtdatahash" xmlns:w16sdtfl="http://schemas.microsoft.com/office/word/2024/wordml/sdtformatlock" xmlns:w16se="http://schemas.microsoft.com/office/word/2015/wordml/symex" xmlns:wpg="http://schemas.microsoft.com/office/word/2010/wordprocessingGroup" xmlns:wpi="http://schemas.microsoft.com/office/word/2010/wordprocessingInk" xmlns:wne="http://schemas.microsoft.com/office/word/2006/wordml" xmlns:wps="http://schemas.microsoft.com/office/word/2010/wordprocessingShape" mc:Ignorable="w14 w15 w16se w16cid w16 w16cex w16sdtdh w16sdtfl w16du wp14">
+  <w:p/>
 </w:hdr>
 </file>
 
 <file path=word/numbering.xml><?xml version="1.0" encoding="utf-8"?>
-<w:numbering xmlns:mc="http://schemas.openxmlformats.org/markup-compatibility/2006" xmlns:o="urn:schemas-microsoft-com:office:office" xmlns:r="http://schemas.openxmlformats.org/officeDocument/2006/relationships" xmlns:m="http://schemas.openxmlformats.org/officeDocument/2006/math" xmlns:v="urn:schemas-microsoft-com:vml" xmlns:wp="http://schemas.openxmlformats.org/drawingml/2006/wordprocessingDrawing" xmlns:w10="urn:schemas-microsoft-com:office:word" xmlns:w="http://schemas.openxmlformats.org/wordprocessingml/2006/main" xmlns:wne="http://schemas.microsoft.com/office/word/2006/wordml" xmlns:sl="http://schemas.openxmlformats.org/schemaLibrary/2006/main" xmlns:a="http://schemas.openxmlformats.org/drawingml/2006/main" xmlns:pic="http://schemas.openxmlformats.org/drawingml/2006/picture" xmlns:c="http://schemas.openxmlformats.org/drawingml/2006/chart" xmlns:lc="http://schemas.openxmlformats.org/drawingml/2006/lockedCanvas" xmlns:dgm="http://schemas.openxmlformats.org/drawingml/2006/diagram" xmlns:wps="http://schemas.microsoft.com/office/word/2010/wordprocessingShape" xmlns:wpg="http://schemas.microsoft.com/office/word/2010/wordprocessingGroup" xmlns:w14="http://schemas.microsoft.com/office/word/2010/wordml" xmlns:w15="http://schemas.microsoft.com/office/word/2012/wordml" xmlns:w16="http://schemas.microsoft.com/office/word/2018/wordml" xmlns:w16cex="http://schemas.microsoft.com/office/word/2018/wordml/cex" xmlns:w16cid="http://schemas.microsoft.com/office/word/2016/wordml/cid" xmlns="http://schemas.microsoft.com/office/tasks/2019/documenttasks" xmlns:cr="http://schemas.microsoft.com/office/comments/2020/reactions"/>
+<w:numbering xmlns:wpc="http://schemas.microsoft.com/office/word/2010/wordprocessingCanvas" xmlns:cx="http://schemas.microsoft.com/office/drawing/2014/chartex" xmlns:cx1="http://schemas.microsoft.com/office/drawing/2015/9/8/chartex" xmlns:cx2="http://schemas.microsoft.com/office/drawing/2015/10/21/chartex" xmlns:cx3="http://schemas.microsoft.com/office/drawing/2016/5/9/chartex" xmlns:cx4="http://schemas.microsoft.com/office/drawing/2016/5/10/chartex" xmlns:cx5="http://schemas.microsoft.com/office/drawing/2016/5/11/chartex" xmlns:cx6="http://schemas.microsoft.com/office/drawing/2016/5/12/chartex" xmlns:cx7="http://schemas.microsoft.com/office/drawing/2016/5/13/chartex" xmlns:cx8="http://schemas.microsoft.com/office/drawing/2016/5/14/chartex" xmlns:mc="http://schemas.openxmlformats.org/markup-compatibility/2006" xmlns:aink="http://schemas.microsoft.com/office/drawing/2016/ink" xmlns:am3d="http://schemas.microsoft.com/office/drawing/2017/model3d" xmlns:o="urn:schemas-microsoft-com:office:office" xmlns:oel="http://schemas.microsoft.com/office/2019/extlst" xmlns:r="http://schemas.openxmlformats.org/officeDocument/2006/relationships" xmlns:m="http://schemas.openxmlformats.org/officeDocument/2006/math" xmlns:v="urn:schemas-microsoft-com:vml" xmlns:wp14="http://schemas.microsoft.com/office/word/2010/wordprocessingDrawing" xmlns:wp="http://schemas.openxmlformats.org/drawingml/2006/wordprocessingDrawing" xmlns:w10="urn:schemas-microsoft-com:office:word" xmlns:w="http://schemas.openxmlformats.org/wordprocessingml/2006/main" xmlns:w14="http://schemas.microsoft.com/office/word/2010/wordml" xmlns:w15="http://schemas.microsoft.com/office/word/2012/wordml" xmlns:w16cex="http://schemas.microsoft.com/office/word/2018/wordml/cex" xmlns:w16cid="http://schemas.microsoft.com/office/word/2016/wordml/cid" xmlns:w16="http://schemas.microsoft.com/office/word/2018/wordml" xmlns:w16du="http://schemas.microsoft.com/office/word/2023/wordml/word16du" xmlns:w16sdtdh="http://schemas.microsoft.com/office/word/2020/wordml/sdtdatahash" xmlns:w16sdtfl="http://schemas.microsoft.com/office/word/2024/wordml/sdtformatlock" xmlns:w16se="http://schemas.microsoft.com/office/word/2015/wordml/symex" xmlns:wpg="http://schemas.microsoft.com/office/word/2010/wordprocessingGroup" xmlns:wpi="http://schemas.microsoft.com/office/word/2010/wordprocessingInk" xmlns:wne="http://schemas.microsoft.com/office/word/2006/wordml" xmlns:wps="http://schemas.microsoft.com/office/word/2010/wordprocessingShape" mc:Ignorable="w14 w15 w16se w16cid w16 w16cex w16sdtdh w16sdtfl w16du wp14">
+  <w:abstractNum w:abstractNumId="0" w15:restartNumberingAfterBreak="0">
+    <w:nsid w:val="0AD127E5"/>
+    <w:multiLevelType w:val="hybridMultilevel"/>
+    <w:tmpl w:val="3C9A3D3A"/>
+    <w:lvl w:ilvl="0" w:tplc="0409000F">
+      <w:start w:val="1"/>
+      <w:numFmt w:val="decimal"/>
+      <w:lvlText w:val="%1."/>
+      <w:lvlJc w:val="left"/>
+      <w:pPr>
+        <w:ind w:left="720" w:hanging="360"/>
+      </w:pPr>
+      <w:rPr>
+        <w:rFonts w:hint="default"/>
+      </w:rPr>
+    </w:lvl>
+    <w:lvl w:ilvl="1" w:tplc="04090019">
+      <w:start w:val="1"/>
+      <w:numFmt w:val="lowerLetter"/>
+      <w:lvlText w:val="%2."/>
+      <w:lvlJc w:val="left"/>
+      <w:pPr>
+        <w:ind w:left="1440" w:hanging="360"/>
+      </w:pPr>
+    </w:lvl>
+    <w:lvl w:ilvl="2" w:tplc="0409001B" w:tentative="1">
+      <w:start w:val="1"/>
+      <w:numFmt w:val="lowerRoman"/>
+      <w:lvlText w:val="%3."/>
+      <w:lvlJc w:val="right"/>
+      <w:pPr>
+        <w:ind w:left="2160" w:hanging="180"/>
+      </w:pPr>
+    </w:lvl>
+    <w:lvl w:ilvl="3" w:tplc="0409000F" w:tentative="1">
+      <w:start w:val="1"/>
+      <w:numFmt w:val="decimal"/>
+      <w:lvlText w:val="%4."/>
+      <w:lvlJc w:val="left"/>
+      <w:pPr>
+        <w:ind w:left="2880" w:hanging="360"/>
+      </w:pPr>
+    </w:lvl>
+    <w:lvl w:ilvl="4" w:tplc="04090019" w:tentative="1">
+      <w:start w:val="1"/>
+      <w:numFmt w:val="lowerLetter"/>
+      <w:lvlText w:val="%5."/>
+      <w:lvlJc w:val="left"/>
+      <w:pPr>
+        <w:ind w:left="3600" w:hanging="360"/>
+      </w:pPr>
+    </w:lvl>
+    <w:lvl w:ilvl="5" w:tplc="0409001B" w:tentative="1">
+      <w:start w:val="1"/>
+      <w:numFmt w:val="lowerRoman"/>
+      <w:lvlText w:val="%6."/>
+      <w:lvlJc w:val="right"/>
+      <w:pPr>
+        <w:ind w:left="4320" w:hanging="180"/>
+      </w:pPr>
+    </w:lvl>
+    <w:lvl w:ilvl="6" w:tplc="0409000F" w:tentative="1">
+      <w:start w:val="1"/>
+      <w:numFmt w:val="decimal"/>
+      <w:lvlText w:val="%7."/>
+      <w:lvlJc w:val="left"/>
+      <w:pPr>
+        <w:ind w:left="5040" w:hanging="360"/>
+      </w:pPr>
+    </w:lvl>
+    <w:lvl w:ilvl="7" w:tplc="04090019" w:tentative="1">
+      <w:start w:val="1"/>
+      <w:numFmt w:val="lowerLetter"/>
+      <w:lvlText w:val="%8."/>
+      <w:lvlJc w:val="left"/>
+      <w:pPr>
+        <w:ind w:left="5760" w:hanging="360"/>
+      </w:pPr>
+    </w:lvl>
+    <w:lvl w:ilvl="8" w:tplc="0409001B" w:tentative="1">
+      <w:start w:val="1"/>
+      <w:numFmt w:val="lowerRoman"/>
+      <w:lvlText w:val="%9."/>
+      <w:lvlJc w:val="right"/>
+      <w:pPr>
+        <w:ind w:left="6480" w:hanging="180"/>
+      </w:pPr>
+    </w:lvl>
+  </w:abstractNum>
+  <w:num w:numId="1" w16cid:durableId="181282391">
+    <w:abstractNumId w:val="0"/>
+  </w:num>
+</w:numbering>
 </file>
 
 <file path=word/styles.xml><?xml version="1.0" encoding="utf-8"?>
-<w:styles xmlns:mc="http://schemas.openxmlformats.org/markup-compatibility/2006" xmlns:o="urn:schemas-microsoft-com:office:office" xmlns:r="http://schemas.openxmlformats.org/officeDocument/2006/relationships" xmlns:m="http://schemas.openxmlformats.org/officeDocument/2006/math" xmlns:v="urn:schemas-microsoft-com:vml" xmlns:wp="http://schemas.openxmlformats.org/drawingml/2006/wordprocessingDrawing" xmlns:w10="urn:schemas-microsoft-com:office:word" xmlns:w="http://schemas.openxmlformats.org/wordprocessingml/2006/main" xmlns:wne="http://schemas.microsoft.com/office/word/2006/wordml" xmlns:sl="http://schemas.openxmlformats.org/schemaLibrary/2006/main" xmlns:a="http://schemas.openxmlformats.org/drawingml/2006/main" xmlns:pic="http://schemas.openxmlformats.org/drawingml/2006/picture" xmlns:c="http://schemas.openxmlformats.org/drawingml/2006/chart" xmlns:lc="http://schemas.openxmlformats.org/drawingml/2006/lockedCanvas" xmlns:dgm="http://schemas.openxmlformats.org/drawingml/2006/diagram" xmlns:wps="http://schemas.microsoft.com/office/word/2010/wordprocessingShape" xmlns:wpg="http://schemas.microsoft.com/office/word/2010/wordprocessingGroup" xmlns:w14="http://schemas.microsoft.com/office/word/2010/wordml" xmlns:w15="http://schemas.microsoft.com/office/word/2012/wordml" xmlns:w16="http://schemas.microsoft.com/office/word/2018/wordml" xmlns:w16cex="http://schemas.microsoft.com/office/word/2018/wordml/cex" xmlns:w16cid="http://schemas.microsoft.com/office/word/2016/wordml/cid" xmlns="http://schemas.microsoft.com/office/tasks/2019/documenttasks" xmlns:cr="http://schemas.microsoft.com/office/comments/2020/reactions">
+<w:styles xmlns:mc="http://schemas.openxmlformats.org/markup-compatibility/2006" xmlns:r="http://schemas.openxmlformats.org/officeDocument/2006/relationships" xmlns:w="http://schemas.openxmlformats.org/wordprocessingml/2006/main" xmlns:w14="http://schemas.microsoft.com/office/word/2010/wordml" xmlns:w15="http://schemas.microsoft.com/office/word/2012/wordml" xmlns:w16cex="http://schemas.microsoft.com/office/word/2018/wordml/cex" xmlns:w16cid="http://schemas.microsoft.com/office/word/2016/wordml/cid" xmlns:w16="http://schemas.microsoft.com/office/word/2018/wordml" xmlns:w16du="http://schemas.microsoft.com/office/word/2023/wordml/word16du" xmlns:w16sdtdh="http://schemas.microsoft.com/office/word/2020/wordml/sdtdatahash" xmlns:w16sdtfl="http://schemas.microsoft.com/office/word/2024/wordml/sdtformatlock" xmlns:w16se="http://schemas.microsoft.com/office/word/2015/wordml/symex" mc:Ignorable="w14 w15 w16se w16cid w16 w16cex w16sdtdh w16sdtfl w16du">
   <w:docDefaults>
     <w:rPrDefault>
       <w:rPr>
-        <w:rFonts w:ascii="Arial" w:cs="Arial" w:eastAsia="Arial" w:hAnsi="Arial"/>
+        <w:rFonts w:ascii="Arial" w:eastAsia="Arial" w:hAnsi="Arial" w:cs="Arial"/>
         <w:sz w:val="22"/>
         <w:szCs w:val="22"/>
-        <w:lang w:val="en"/>
+        <w:lang w:val="en" w:eastAsia="en-US" w:bidi="ar-SA"/>
       </w:rPr>
     </w:rPrDefault>
     <w:pPrDefault>
@@ -168,33 +595,404 @@
       </w:pPr>
     </w:pPrDefault>
   </w:docDefaults>
-  <w:style w:type="table" w:styleId="TableNormal" w:default="1">
-    <w:name w:val="TableNormal"/>
-    <w:tblPr>
-      <w:tblCellMar>
-        <w:top w:w="100.0" w:type="dxa"/>
-        <w:left w:w="100.0" w:type="dxa"/>
-        <w:bottom w:w="100.0" w:type="dxa"/>
-        <w:right w:w="100.0" w:type="dxa"/>
-      </w:tblCellMar>
-    </w:tblPr>
-  </w:style>
-  <w:style w:type="paragraph" w:styleId="Normal" w:default="1">
-    <w:name w:val="normal"/>
+  <w:latentStyles w:defLockedState="0" w:defUIPriority="99" w:defSemiHidden="0" w:defUnhideWhenUsed="0" w:defQFormat="0" w:count="376">
+    <w:lsdException w:name="Normal" w:uiPriority="0" w:qFormat="1"/>
+    <w:lsdException w:name="heading 1" w:uiPriority="9" w:qFormat="1"/>
+    <w:lsdException w:name="heading 2" w:semiHidden="1" w:uiPriority="9" w:unhideWhenUsed="1" w:qFormat="1"/>
+    <w:lsdException w:name="heading 3" w:semiHidden="1" w:uiPriority="9" w:unhideWhenUsed="1" w:qFormat="1"/>
+    <w:lsdException w:name="heading 4" w:semiHidden="1" w:uiPriority="9" w:unhideWhenUsed="1" w:qFormat="1"/>
+    <w:lsdException w:name="heading 5" w:semiHidden="1" w:uiPriority="9" w:unhideWhenUsed="1" w:qFormat="1"/>
+    <w:lsdException w:name="heading 6" w:semiHidden="1" w:uiPriority="9" w:unhideWhenUsed="1" w:qFormat="1"/>
+    <w:lsdException w:name="heading 7" w:semiHidden="1" w:uiPriority="9" w:unhideWhenUsed="1" w:qFormat="1"/>
+    <w:lsdException w:name="heading 8" w:semiHidden="1" w:uiPriority="9" w:unhideWhenUsed="1" w:qFormat="1"/>
+    <w:lsdException w:name="heading 9" w:semiHidden="1" w:uiPriority="9" w:unhideWhenUsed="1" w:qFormat="1"/>
+    <w:lsdException w:name="index 1" w:semiHidden="1" w:unhideWhenUsed="1"/>
+    <w:lsdException w:name="index 2" w:semiHidden="1" w:unhideWhenUsed="1"/>
+    <w:lsdException w:name="index 3" w:semiHidden="1" w:unhideWhenUsed="1"/>
+    <w:lsdException w:name="index 4" w:semiHidden="1" w:unhideWhenUsed="1"/>
+    <w:lsdException w:name="index 5" w:semiHidden="1" w:unhideWhenUsed="1"/>
+    <w:lsdException w:name="index 6" w:semiHidden="1" w:unhideWhenUsed="1"/>
+    <w:lsdException w:name="index 7" w:semiHidden="1" w:unhideWhenUsed="1"/>
+    <w:lsdException w:name="index 8" w:semiHidden="1" w:unhideWhenUsed="1"/>
+    <w:lsdException w:name="index 9" w:semiHidden="1" w:unhideWhenUsed="1"/>
+    <w:lsdException w:name="toc 1" w:semiHidden="1" w:uiPriority="39" w:unhideWhenUsed="1"/>
+    <w:lsdException w:name="toc 2" w:semiHidden="1" w:uiPriority="39" w:unhideWhenUsed="1"/>
+    <w:lsdException w:name="toc 3" w:semiHidden="1" w:uiPriority="39" w:unhideWhenUsed="1"/>
+    <w:lsdException w:name="toc 4" w:semiHidden="1" w:uiPriority="39" w:unhideWhenUsed="1"/>
+    <w:lsdException w:name="toc 5" w:semiHidden="1" w:uiPriority="39" w:unhideWhenUsed="1"/>
+    <w:lsdException w:name="toc 6" w:semiHidden="1" w:uiPriority="39" w:unhideWhenUsed="1"/>
+    <w:lsdException w:name="toc 7" w:semiHidden="1" w:uiPriority="39" w:unhideWhenUsed="1"/>
+    <w:lsdException w:name="toc 8" w:semiHidden="1" w:uiPriority="39" w:unhideWhenUsed="1"/>
+    <w:lsdException w:name="toc 9" w:semiHidden="1" w:uiPriority="39" w:unhideWhenUsed="1"/>
+    <w:lsdException w:name="Normal Indent" w:semiHidden="1" w:unhideWhenUsed="1"/>
+    <w:lsdException w:name="footnote text" w:semiHidden="1" w:unhideWhenUsed="1"/>
+    <w:lsdException w:name="annotation text" w:semiHidden="1" w:unhideWhenUsed="1"/>
+    <w:lsdException w:name="header" w:semiHidden="1" w:unhideWhenUsed="1"/>
+    <w:lsdException w:name="footer" w:semiHidden="1" w:unhideWhenUsed="1"/>
+    <w:lsdException w:name="index heading" w:semiHidden="1" w:unhideWhenUsed="1"/>
+    <w:lsdException w:name="caption" w:semiHidden="1" w:uiPriority="35" w:unhideWhenUsed="1" w:qFormat="1"/>
+    <w:lsdException w:name="table of figures" w:semiHidden="1" w:unhideWhenUsed="1"/>
+    <w:lsdException w:name="envelope address" w:semiHidden="1" w:unhideWhenUsed="1"/>
+    <w:lsdException w:name="envelope return" w:semiHidden="1" w:unhideWhenUsed="1"/>
+    <w:lsdException w:name="footnote reference" w:semiHidden="1" w:unhideWhenUsed="1"/>
+    <w:lsdException w:name="annotation reference" w:semiHidden="1" w:unhideWhenUsed="1"/>
+    <w:lsdException w:name="line number" w:semiHidden="1" w:unhideWhenUsed="1"/>
+    <w:lsdException w:name="page number" w:semiHidden="1" w:unhideWhenUsed="1"/>
+    <w:lsdException w:name="endnote reference" w:semiHidden="1" w:unhideWhenUsed="1"/>
+    <w:lsdException w:name="endnote text" w:semiHidden="1" w:unhideWhenUsed="1"/>
+    <w:lsdException w:name="table of authorities" w:semiHidden="1" w:unhideWhenUsed="1"/>
+    <w:lsdException w:name="macro" w:semiHidden="1" w:unhideWhenUsed="1"/>
+    <w:lsdException w:name="toa heading" w:semiHidden="1" w:unhideWhenUsed="1"/>
+    <w:lsdException w:name="List" w:semiHidden="1" w:unhideWhenUsed="1"/>
+    <w:lsdException w:name="List Bullet" w:semiHidden="1" w:unhideWhenUsed="1"/>
+    <w:lsdException w:name="List Number" w:semiHidden="1" w:unhideWhenUsed="1"/>
+    <w:lsdException w:name="List 2" w:semiHidden="1" w:unhideWhenUsed="1"/>
+    <w:lsdException w:name="List 3" w:semiHidden="1" w:unhideWhenUsed="1"/>
+    <w:lsdException w:name="List 4" w:semiHidden="1" w:unhideWhenUsed="1"/>
+    <w:lsdException w:name="List 5" w:semiHidden="1" w:unhideWhenUsed="1"/>
+    <w:lsdException w:name="List Bullet 2" w:semiHidden="1" w:unhideWhenUsed="1"/>
+    <w:lsdException w:name="List Bullet 3" w:semiHidden="1" w:unhideWhenUsed="1"/>
+    <w:lsdException w:name="List Bullet 4" w:semiHidden="1" w:unhideWhenUsed="1"/>
+    <w:lsdException w:name="List Bullet 5" w:semiHidden="1" w:unhideWhenUsed="1"/>
+    <w:lsdException w:name="List Number 2" w:semiHidden="1" w:unhideWhenUsed="1"/>
+    <w:lsdException w:name="List Number 3" w:semiHidden="1" w:unhideWhenUsed="1"/>
+    <w:lsdException w:name="List Number 4" w:semiHidden="1" w:unhideWhenUsed="1"/>
+    <w:lsdException w:name="List Number 5" w:semiHidden="1" w:unhideWhenUsed="1"/>
+    <w:lsdException w:name="Title" w:uiPriority="10" w:qFormat="1"/>
+    <w:lsdException w:name="Closing" w:semiHidden="1" w:unhideWhenUsed="1"/>
+    <w:lsdException w:name="Signature" w:semiHidden="1" w:unhideWhenUsed="1"/>
+    <w:lsdException w:name="Default Paragraph Font" w:semiHidden="1" w:uiPriority="1" w:unhideWhenUsed="1"/>
+    <w:lsdException w:name="Body Text" w:semiHidden="1" w:unhideWhenUsed="1"/>
+    <w:lsdException w:name="Body Text Indent" w:semiHidden="1" w:unhideWhenUsed="1"/>
+    <w:lsdException w:name="List Continue" w:semiHidden="1" w:unhideWhenUsed="1"/>
+    <w:lsdException w:name="List Continue 2" w:semiHidden="1" w:unhideWhenUsed="1"/>
+    <w:lsdException w:name="List Continue 3" w:semiHidden="1" w:unhideWhenUsed="1"/>
+    <w:lsdException w:name="List Continue 4" w:semiHidden="1" w:unhideWhenUsed="1"/>
+    <w:lsdException w:name="List Continue 5" w:semiHidden="1" w:unhideWhenUsed="1"/>
+    <w:lsdException w:name="Message Header" w:semiHidden="1" w:unhideWhenUsed="1"/>
+    <w:lsdException w:name="Subtitle" w:uiPriority="11" w:qFormat="1"/>
+    <w:lsdException w:name="Salutation" w:semiHidden="1" w:unhideWhenUsed="1"/>
+    <w:lsdException w:name="Date" w:semiHidden="1" w:unhideWhenUsed="1"/>
+    <w:lsdException w:name="Body Text First Indent" w:semiHidden="1" w:unhideWhenUsed="1"/>
+    <w:lsdException w:name="Body Text First Indent 2" w:semiHidden="1" w:unhideWhenUsed="1"/>
+    <w:lsdException w:name="Note Heading" w:semiHidden="1" w:unhideWhenUsed="1"/>
+    <w:lsdException w:name="Body Text 2" w:semiHidden="1" w:unhideWhenUsed="1"/>
+    <w:lsdException w:name="Body Text 3" w:semiHidden="1" w:unhideWhenUsed="1"/>
+    <w:lsdException w:name="Body Text Indent 2" w:semiHidden="1" w:unhideWhenUsed="1"/>
+    <w:lsdException w:name="Body Text Indent 3" w:semiHidden="1" w:unhideWhenUsed="1"/>
+    <w:lsdException w:name="Block Text" w:semiHidden="1" w:unhideWhenUsed="1"/>
+    <w:lsdException w:name="Hyperlink" w:semiHidden="1" w:unhideWhenUsed="1"/>
+    <w:lsdException w:name="FollowedHyperlink" w:semiHidden="1" w:unhideWhenUsed="1"/>
+    <w:lsdException w:name="Strong" w:uiPriority="22" w:qFormat="1"/>
+    <w:lsdException w:name="Emphasis" w:uiPriority="20" w:qFormat="1"/>
+    <w:lsdException w:name="Document Map" w:semiHidden="1" w:unhideWhenUsed="1"/>
+    <w:lsdException w:name="Plain Text" w:semiHidden="1" w:unhideWhenUsed="1"/>
+    <w:lsdException w:name="E-mail Signature" w:semiHidden="1" w:unhideWhenUsed="1"/>
+    <w:lsdException w:name="HTML Top of Form" w:semiHidden="1" w:unhideWhenUsed="1"/>
+    <w:lsdException w:name="HTML Bottom of Form" w:semiHidden="1" w:unhideWhenUsed="1"/>
+    <w:lsdException w:name="Normal (Web)" w:semiHidden="1" w:unhideWhenUsed="1"/>
+    <w:lsdException w:name="HTML Acronym" w:semiHidden="1" w:unhideWhenUsed="1"/>
+    <w:lsdException w:name="HTML Address" w:semiHidden="1" w:unhideWhenUsed="1"/>
+    <w:lsdException w:name="HTML Cite" w:semiHidden="1" w:unhideWhenUsed="1"/>
+    <w:lsdException w:name="HTML Code" w:semiHidden="1" w:unhideWhenUsed="1"/>
+    <w:lsdException w:name="HTML Definition" w:semiHidden="1" w:unhideWhenUsed="1"/>
+    <w:lsdException w:name="HTML Keyboard" w:semiHidden="1" w:unhideWhenUsed="1"/>
+    <w:lsdException w:name="HTML Preformatted" w:semiHidden="1" w:unhideWhenUsed="1"/>
+    <w:lsdException w:name="HTML Sample" w:semiHidden="1" w:unhideWhenUsed="1"/>
+    <w:lsdException w:name="HTML Typewriter" w:semiHidden="1" w:unhideWhenUsed="1"/>
+    <w:lsdException w:name="HTML Variable" w:semiHidden="1" w:unhideWhenUsed="1"/>
+    <w:lsdException w:name="Normal Table" w:semiHidden="1" w:unhideWhenUsed="1"/>
+    <w:lsdException w:name="annotation subject" w:semiHidden="1" w:unhideWhenUsed="1"/>
+    <w:lsdException w:name="No List" w:semiHidden="1" w:unhideWhenUsed="1"/>
+    <w:lsdException w:name="Outline List 1" w:semiHidden="1" w:unhideWhenUsed="1"/>
+    <w:lsdException w:name="Outline List 2" w:semiHidden="1" w:unhideWhenUsed="1"/>
+    <w:lsdException w:name="Outline List 3" w:semiHidden="1" w:unhideWhenUsed="1"/>
+    <w:lsdException w:name="Table Simple 1" w:semiHidden="1" w:unhideWhenUsed="1"/>
+    <w:lsdException w:name="Table Simple 2" w:semiHidden="1" w:unhideWhenUsed="1"/>
+    <w:lsdException w:name="Table Simple 3" w:semiHidden="1" w:unhideWhenUsed="1"/>
+    <w:lsdException w:name="Table Classic 1" w:semiHidden="1" w:unhideWhenUsed="1"/>
+    <w:lsdException w:name="Table Classic 2" w:semiHidden="1" w:unhideWhenUsed="1"/>
+    <w:lsdException w:name="Table Classic 3" w:semiHidden="1" w:unhideWhenUsed="1"/>
+    <w:lsdException w:name="Table Classic 4" w:semiHidden="1" w:unhideWhenUsed="1"/>
+    <w:lsdException w:name="Table Colorful 1" w:semiHidden="1" w:unhideWhenUsed="1"/>
+    <w:lsdException w:name="Table Colorful 2" w:semiHidden="1" w:unhideWhenUsed="1"/>
+    <w:lsdException w:name="Table Colorful 3" w:semiHidden="1" w:unhideWhenUsed="1"/>
+    <w:lsdException w:name="Table Columns 1" w:semiHidden="1" w:unhideWhenUsed="1"/>
+    <w:lsdException w:name="Table Columns 2" w:semiHidden="1" w:unhideWhenUsed="1"/>
+    <w:lsdException w:name="Table Columns 3" w:semiHidden="1" w:unhideWhenUsed="1"/>
+    <w:lsdException w:name="Table Columns 4" w:semiHidden="1" w:unhideWhenUsed="1"/>
+    <w:lsdException w:name="Table Columns 5" w:semiHidden="1" w:unhideWhenUsed="1"/>
+    <w:lsdException w:name="Table Grid 1" w:semiHidden="1" w:unhideWhenUsed="1"/>
+    <w:lsdException w:name="Table Grid 2" w:semiHidden="1" w:unhideWhenUsed="1"/>
+    <w:lsdException w:name="Table Grid 3" w:semiHidden="1" w:unhideWhenUsed="1"/>
+    <w:lsdException w:name="Table Grid 4" w:semiHidden="1" w:unhideWhenUsed="1"/>
+    <w:lsdException w:name="Table Grid 5" w:semiHidden="1" w:unhideWhenUsed="1"/>
+    <w:lsdException w:name="Table Grid 6" w:semiHidden="1" w:unhideWhenUsed="1"/>
+    <w:lsdException w:name="Table Grid 7" w:semiHidden="1" w:unhideWhenUsed="1"/>
+    <w:lsdException w:name="Table Grid 8" w:semiHidden="1" w:unhideWhenUsed="1"/>
+    <w:lsdException w:name="Table List 1" w:semiHidden="1" w:unhideWhenUsed="1"/>
+    <w:lsdException w:name="Table List 2" w:semiHidden="1" w:unhideWhenUsed="1"/>
+    <w:lsdException w:name="Table List 3" w:semiHidden="1" w:unhideWhenUsed="1"/>
+    <w:lsdException w:name="Table List 4" w:semiHidden="1" w:unhideWhenUsed="1"/>
+    <w:lsdException w:name="Table List 5" w:semiHidden="1" w:unhideWhenUsed="1"/>
+    <w:lsdException w:name="Table List 6" w:semiHidden="1" w:unhideWhenUsed="1"/>
+    <w:lsdException w:name="Table List 7" w:semiHidden="1" w:unhideWhenUsed="1"/>
+    <w:lsdException w:name="Table List 8" w:semiHidden="1" w:unhideWhenUsed="1"/>
+    <w:lsdException w:name="Table 3D effects 1" w:semiHidden="1" w:unhideWhenUsed="1"/>
+    <w:lsdException w:name="Table 3D effects 2" w:semiHidden="1" w:unhideWhenUsed="1"/>
+    <w:lsdException w:name="Table 3D effects 3" w:semiHidden="1" w:unhideWhenUsed="1"/>
+    <w:lsdException w:name="Table Contemporary" w:semiHidden="1" w:unhideWhenUsed="1"/>
+    <w:lsdException w:name="Table Elegant" w:semiHidden="1" w:unhideWhenUsed="1"/>
+    <w:lsdException w:name="Table Professional" w:semiHidden="1" w:unhideWhenUsed="1"/>
+    <w:lsdException w:name="Table Subtle 1" w:semiHidden="1" w:unhideWhenUsed="1"/>
+    <w:lsdException w:name="Table Subtle 2" w:semiHidden="1" w:unhideWhenUsed="1"/>
+    <w:lsdException w:name="Table Web 1" w:semiHidden="1" w:unhideWhenUsed="1"/>
+    <w:lsdException w:name="Table Web 2" w:semiHidden="1" w:unhideWhenUsed="1"/>
+    <w:lsdException w:name="Table Web 3" w:semiHidden="1" w:unhideWhenUsed="1"/>
+    <w:lsdException w:name="Balloon Text" w:semiHidden="1" w:unhideWhenUsed="1"/>
+    <w:lsdException w:name="Table Grid" w:uiPriority="39"/>
+    <w:lsdException w:name="Table Theme" w:semiHidden="1" w:unhideWhenUsed="1"/>
+    <w:lsdException w:name="Placeholder Text" w:semiHidden="1"/>
+    <w:lsdException w:name="No Spacing" w:uiPriority="1" w:qFormat="1"/>
+    <w:lsdException w:name="Light Shading" w:uiPriority="60"/>
+    <w:lsdException w:name="Light List" w:uiPriority="61"/>
+    <w:lsdException w:name="Light Grid" w:uiPriority="62"/>
+    <w:lsdException w:name="Medium Shading 1" w:uiPriority="63"/>
+    <w:lsdException w:name="Medium Shading 2" w:uiPriority="64"/>
+    <w:lsdException w:name="Medium List 1" w:uiPriority="65"/>
+    <w:lsdException w:name="Medium List 2" w:uiPriority="66"/>
+    <w:lsdException w:name="Medium Grid 1" w:uiPriority="67"/>
+    <w:lsdException w:name="Medium Grid 2" w:uiPriority="68"/>
+    <w:lsdException w:name="Medium Grid 3" w:uiPriority="69"/>
+    <w:lsdException w:name="Dark List" w:uiPriority="70"/>
+    <w:lsdException w:name="Colorful Shading" w:uiPriority="71"/>
+    <w:lsdException w:name="Colorful List" w:uiPriority="72"/>
+    <w:lsdException w:name="Colorful Grid" w:uiPriority="73"/>
+    <w:lsdException w:name="Light Shading Accent 1" w:uiPriority="60"/>
+    <w:lsdException w:name="Light List Accent 1" w:uiPriority="61"/>
+    <w:lsdException w:name="Light Grid Accent 1" w:uiPriority="62"/>
+    <w:lsdException w:name="Medium Shading 1 Accent 1" w:uiPriority="63"/>
+    <w:lsdException w:name="Medium Shading 2 Accent 1" w:uiPriority="64"/>
+    <w:lsdException w:name="Medium List 1 Accent 1" w:uiPriority="65"/>
+    <w:lsdException w:name="Revision" w:semiHidden="1"/>
+    <w:lsdException w:name="List Paragraph" w:uiPriority="34" w:qFormat="1"/>
+    <w:lsdException w:name="Quote" w:uiPriority="29" w:qFormat="1"/>
+    <w:lsdException w:name="Intense Quote" w:uiPriority="30" w:qFormat="1"/>
+    <w:lsdException w:name="Medium List 2 Accent 1" w:uiPriority="66"/>
+    <w:lsdException w:name="Medium Grid 1 Accent 1" w:uiPriority="67"/>
+    <w:lsdException w:name="Medium Grid 2 Accent 1" w:uiPriority="68"/>
+    <w:lsdException w:name="Medium Grid 3 Accent 1" w:uiPriority="69"/>
+    <w:lsdException w:name="Dark List Accent 1" w:uiPriority="70"/>
+    <w:lsdException w:name="Colorful Shading Accent 1" w:uiPriority="71"/>
+    <w:lsdException w:name="Colorful List Accent 1" w:uiPriority="72"/>
+    <w:lsdException w:name="Colorful Grid Accent 1" w:uiPriority="73"/>
+    <w:lsdException w:name="Light Shading Accent 2" w:uiPriority="60"/>
+    <w:lsdException w:name="Light List Accent 2" w:uiPriority="61"/>
+    <w:lsdException w:name="Light Grid Accent 2" w:uiPriority="62"/>
+    <w:lsdException w:name="Medium Shading 1 Accent 2" w:uiPriority="63"/>
+    <w:lsdException w:name="Medium Shading 2 Accent 2" w:uiPriority="64"/>
+    <w:lsdException w:name="Medium List 1 Accent 2" w:uiPriority="65"/>
+    <w:lsdException w:name="Medium List 2 Accent 2" w:uiPriority="66"/>
+    <w:lsdException w:name="Medium Grid 1 Accent 2" w:uiPriority="67"/>
+    <w:lsdException w:name="Medium Grid 2 Accent 2" w:uiPriority="68"/>
+    <w:lsdException w:name="Medium Grid 3 Accent 2" w:uiPriority="69"/>
+    <w:lsdException w:name="Dark List Accent 2" w:uiPriority="70"/>
+    <w:lsdException w:name="Colorful Shading Accent 2" w:uiPriority="71"/>
+    <w:lsdException w:name="Colorful List Accent 2" w:uiPriority="72"/>
+    <w:lsdException w:name="Colorful Grid Accent 2" w:uiPriority="73"/>
+    <w:lsdException w:name="Light Shading Accent 3" w:uiPriority="60"/>
+    <w:lsdException w:name="Light List Accent 3" w:uiPriority="61"/>
+    <w:lsdException w:name="Light Grid Accent 3" w:uiPriority="62"/>
+    <w:lsdException w:name="Medium Shading 1 Accent 3" w:uiPriority="63"/>
+    <w:lsdException w:name="Medium Shading 2 Accent 3" w:uiPriority="64"/>
+    <w:lsdException w:name="Medium List 1 Accent 3" w:uiPriority="65"/>
+    <w:lsdException w:name="Medium List 2 Accent 3" w:uiPriority="66"/>
+    <w:lsdException w:name="Medium Grid 1 Accent 3" w:uiPriority="67"/>
+    <w:lsdException w:name="Medium Grid 2 Accent 3" w:uiPriority="68"/>
+    <w:lsdException w:name="Medium Grid 3 Accent 3" w:uiPriority="69"/>
+    <w:lsdException w:name="Dark List Accent 3" w:uiPriority="70"/>
+    <w:lsdException w:name="Colorful Shading Accent 3" w:uiPriority="71"/>
+    <w:lsdException w:name="Colorful List Accent 3" w:uiPriority="72"/>
+    <w:lsdException w:name="Colorful Grid Accent 3" w:uiPriority="73"/>
+    <w:lsdException w:name="Light Shading Accent 4" w:uiPriority="60"/>
+    <w:lsdException w:name="Light List Accent 4" w:uiPriority="61"/>
+    <w:lsdException w:name="Light Grid Accent 4" w:uiPriority="62"/>
+    <w:lsdException w:name="Medium Shading 1 Accent 4" w:uiPriority="63"/>
+    <w:lsdException w:name="Medium Shading 2 Accent 4" w:uiPriority="64"/>
+    <w:lsdException w:name="Medium List 1 Accent 4" w:uiPriority="65"/>
+    <w:lsdException w:name="Medium List 2 Accent 4" w:uiPriority="66"/>
+    <w:lsdException w:name="Medium Grid 1 Accent 4" w:uiPriority="67"/>
+    <w:lsdException w:name="Medium Grid 2 Accent 4" w:uiPriority="68"/>
+    <w:lsdException w:name="Medium Grid 3 Accent 4" w:uiPriority="69"/>
+    <w:lsdException w:name="Dark List Accent 4" w:uiPriority="70"/>
+    <w:lsdException w:name="Colorful Shading Accent 4" w:uiPriority="71"/>
+    <w:lsdException w:name="Colorful List Accent 4" w:uiPriority="72"/>
+    <w:lsdException w:name="Colorful Grid Accent 4" w:uiPriority="73"/>
+    <w:lsdException w:name="Light Shading Accent 5" w:uiPriority="60"/>
+    <w:lsdException w:name="Light List Accent 5" w:uiPriority="61"/>
+    <w:lsdException w:name="Light Grid Accent 5" w:uiPriority="62"/>
+    <w:lsdException w:name="Medium Shading 1 Accent 5" w:uiPriority="63"/>
+    <w:lsdException w:name="Medium Shading 2 Accent 5" w:uiPriority="64"/>
+    <w:lsdException w:name="Medium List 1 Accent 5" w:uiPriority="65"/>
+    <w:lsdException w:name="Medium List 2 Accent 5" w:uiPriority="66"/>
+    <w:lsdException w:name="Medium Grid 1 Accent 5" w:uiPriority="67"/>
+    <w:lsdException w:name="Medium Grid 2 Accent 5" w:uiPriority="68"/>
+    <w:lsdException w:name="Medium Grid 3 Accent 5" w:uiPriority="69"/>
+    <w:lsdException w:name="Dark List Accent 5" w:uiPriority="70"/>
+    <w:lsdException w:name="Colorful Shading Accent 5" w:uiPriority="71"/>
+    <w:lsdException w:name="Colorful List Accent 5" w:uiPriority="72"/>
+    <w:lsdException w:name="Colorful Grid Accent 5" w:uiPriority="73"/>
+    <w:lsdException w:name="Light Shading Accent 6" w:uiPriority="60"/>
+    <w:lsdException w:name="Light List Accent 6" w:uiPriority="61"/>
+    <w:lsdException w:name="Light Grid Accent 6" w:uiPriority="62"/>
+    <w:lsdException w:name="Medium Shading 1 Accent 6" w:uiPriority="63"/>
+    <w:lsdException w:name="Medium Shading 2 Accent 6" w:uiPriority="64"/>
+    <w:lsdException w:name="Medium List 1 Accent 6" w:uiPriority="65"/>
+    <w:lsdException w:name="Medium List 2 Accent 6" w:uiPriority="66"/>
+    <w:lsdException w:name="Medium Grid 1 Accent 6" w:uiPriority="67"/>
+    <w:lsdException w:name="Medium Grid 2 Accent 6" w:uiPriority="68"/>
+    <w:lsdException w:name="Medium Grid 3 Accent 6" w:uiPriority="69"/>
+    <w:lsdException w:name="Dark List Accent 6" w:uiPriority="70"/>
+    <w:lsdException w:name="Colorful Shading Accent 6" w:uiPriority="71"/>
+    <w:lsdException w:name="Colorful List Accent 6" w:uiPriority="72"/>
+    <w:lsdException w:name="Colorful Grid Accent 6" w:uiPriority="73"/>
+    <w:lsdException w:name="Subtle Emphasis" w:uiPriority="19" w:qFormat="1"/>
+    <w:lsdException w:name="Intense Emphasis" w:uiPriority="21" w:qFormat="1"/>
+    <w:lsdException w:name="Subtle Reference" w:uiPriority="31" w:qFormat="1"/>
+    <w:lsdException w:name="Intense Reference" w:uiPriority="32" w:qFormat="1"/>
+    <w:lsdException w:name="Book Title" w:uiPriority="33" w:qFormat="1"/>
+    <w:lsdException w:name="Bibliography" w:semiHidden="1" w:uiPriority="37" w:unhideWhenUsed="1"/>
+    <w:lsdException w:name="TOC Heading" w:semiHidden="1" w:uiPriority="39" w:unhideWhenUsed="1" w:qFormat="1"/>
+    <w:lsdException w:name="Plain Table 1" w:uiPriority="41"/>
+    <w:lsdException w:name="Plain Table 2" w:uiPriority="42"/>
+    <w:lsdException w:name="Plain Table 3" w:uiPriority="43"/>
+    <w:lsdException w:name="Plain Table 4" w:uiPriority="44"/>
+    <w:lsdException w:name="Plain Table 5" w:uiPriority="45"/>
+    <w:lsdException w:name="Grid Table Light" w:uiPriority="40"/>
+    <w:lsdException w:name="Grid Table 1 Light" w:uiPriority="46"/>
+    <w:lsdException w:name="Grid Table 2" w:uiPriority="47"/>
+    <w:lsdException w:name="Grid Table 3" w:uiPriority="48"/>
+    <w:lsdException w:name="Grid Table 4" w:uiPriority="49"/>
+    <w:lsdException w:name="Grid Table 5 Dark" w:uiPriority="50"/>
+    <w:lsdException w:name="Grid Table 6 Colorful" w:uiPriority="51"/>
+    <w:lsdException w:name="Grid Table 7 Colorful" w:uiPriority="52"/>
+    <w:lsdException w:name="Grid Table 1 Light Accent 1" w:uiPriority="46"/>
+    <w:lsdException w:name="Grid Table 2 Accent 1" w:uiPriority="47"/>
+    <w:lsdException w:name="Grid Table 3 Accent 1" w:uiPriority="48"/>
+    <w:lsdException w:name="Grid Table 4 Accent 1" w:uiPriority="49"/>
+    <w:lsdException w:name="Grid Table 5 Dark Accent 1" w:uiPriority="50"/>
+    <w:lsdException w:name="Grid Table 6 Colorful Accent 1" w:uiPriority="51"/>
+    <w:lsdException w:name="Grid Table 7 Colorful Accent 1" w:uiPriority="52"/>
+    <w:lsdException w:name="Grid Table 1 Light Accent 2" w:uiPriority="46"/>
+    <w:lsdException w:name="Grid Table 2 Accent 2" w:uiPriority="47"/>
+    <w:lsdException w:name="Grid Table 3 Accent 2" w:uiPriority="48"/>
+    <w:lsdException w:name="Grid Table 4 Accent 2" w:uiPriority="49"/>
+    <w:lsdException w:name="Grid Table 5 Dark Accent 2" w:uiPriority="50"/>
+    <w:lsdException w:name="Grid Table 6 Colorful Accent 2" w:uiPriority="51"/>
+    <w:lsdException w:name="Grid Table 7 Colorful Accent 2" w:uiPriority="52"/>
+    <w:lsdException w:name="Grid Table 1 Light Accent 3" w:uiPriority="46"/>
+    <w:lsdException w:name="Grid Table 2 Accent 3" w:uiPriority="47"/>
+    <w:lsdException w:name="Grid Table 3 Accent 3" w:uiPriority="48"/>
+    <w:lsdException w:name="Grid Table 4 Accent 3" w:uiPriority="49"/>
+    <w:lsdException w:name="Grid Table 5 Dark Accent 3" w:uiPriority="50"/>
+    <w:lsdException w:name="Grid Table 6 Colorful Accent 3" w:uiPriority="51"/>
+    <w:lsdException w:name="Grid Table 7 Colorful Accent 3" w:uiPriority="52"/>
+    <w:lsdException w:name="Grid Table 1 Light Accent 4" w:uiPriority="46"/>
+    <w:lsdException w:name="Grid Table 2 Accent 4" w:uiPriority="47"/>
+    <w:lsdException w:name="Grid Table 3 Accent 4" w:uiPriority="48"/>
+    <w:lsdException w:name="Grid Table 4 Accent 4" w:uiPriority="49"/>
+    <w:lsdException w:name="Grid Table 5 Dark Accent 4" w:uiPriority="50"/>
+    <w:lsdException w:name="Grid Table 6 Colorful Accent 4" w:uiPriority="51"/>
+    <w:lsdException w:name="Grid Table 7 Colorful Accent 4" w:uiPriority="52"/>
+    <w:lsdException w:name="Grid Table 1 Light Accent 5" w:uiPriority="46"/>
+    <w:lsdException w:name="Grid Table 2 Accent 5" w:uiPriority="47"/>
+    <w:lsdException w:name="Grid Table 3 Accent 5" w:uiPriority="48"/>
+    <w:lsdException w:name="Grid Table 4 Accent 5" w:uiPriority="49"/>
+    <w:lsdException w:name="Grid Table 5 Dark Accent 5" w:uiPriority="50"/>
+    <w:lsdException w:name="Grid Table 6 Colorful Accent 5" w:uiPriority="51"/>
+    <w:lsdException w:name="Grid Table 7 Colorful Accent 5" w:uiPriority="52"/>
+    <w:lsdException w:name="Grid Table 1 Light Accent 6" w:uiPriority="46"/>
+    <w:lsdException w:name="Grid Table 2 Accent 6" w:uiPriority="47"/>
+    <w:lsdException w:name="Grid Table 3 Accent 6" w:uiPriority="48"/>
+    <w:lsdException w:name="Grid Table 4 Accent 6" w:uiPriority="49"/>
+    <w:lsdException w:name="Grid Table 5 Dark Accent 6" w:uiPriority="50"/>
+    <w:lsdException w:name="Grid Table 6 Colorful Accent 6" w:uiPriority="51"/>
+    <w:lsdException w:name="Grid Table 7 Colorful Accent 6" w:uiPriority="52"/>
+    <w:lsdException w:name="List Table 1 Light" w:uiPriority="46"/>
+    <w:lsdException w:name="List Table 2" w:uiPriority="47"/>
+    <w:lsdException w:name="List Table 3" w:uiPriority="48"/>
+    <w:lsdException w:name="List Table 4" w:uiPriority="49"/>
+    <w:lsdException w:name="List Table 5 Dark" w:uiPriority="50"/>
+    <w:lsdException w:name="List Table 6 Colorful" w:uiPriority="51"/>
+    <w:lsdException w:name="List Table 7 Colorful" w:uiPriority="52"/>
+    <w:lsdException w:name="List Table 1 Light Accent 1" w:uiPriority="46"/>
+    <w:lsdException w:name="List Table 2 Accent 1" w:uiPriority="47"/>
+    <w:lsdException w:name="List Table 3 Accent 1" w:uiPriority="48"/>
+    <w:lsdException w:name="List Table 4 Accent 1" w:uiPriority="49"/>
+    <w:lsdException w:name="List Table 5 Dark Accent 1" w:uiPriority="50"/>
+    <w:lsdException w:name="List Table 6 Colorful Accent 1" w:uiPriority="51"/>
+    <w:lsdException w:name="List Table 7 Colorful Accent 1" w:uiPriority="52"/>
+    <w:lsdException w:name="List Table 1 Light Accent 2" w:uiPriority="46"/>
+    <w:lsdException w:name="List Table 2 Accent 2" w:uiPriority="47"/>
+    <w:lsdException w:name="List Table 3 Accent 2" w:uiPriority="48"/>
+    <w:lsdException w:name="List Table 4 Accent 2" w:uiPriority="49"/>
+    <w:lsdException w:name="List Table 5 Dark Accent 2" w:uiPriority="50"/>
+    <w:lsdException w:name="List Table 6 Colorful Accent 2" w:uiPriority="51"/>
+    <w:lsdException w:name="List Table 7 Colorful Accent 2" w:uiPriority="52"/>
+    <w:lsdException w:name="List Table 1 Light Accent 3" w:uiPriority="46"/>
+    <w:lsdException w:name="List Table 2 Accent 3" w:uiPriority="47"/>
+    <w:lsdException w:name="List Table 3 Accent 3" w:uiPriority="48"/>
+    <w:lsdException w:name="List Table 4 Accent 3" w:uiPriority="49"/>
+    <w:lsdException w:name="List Table 5 Dark Accent 3" w:uiPriority="50"/>
+    <w:lsdException w:name="List Table 6 Colorful Accent 3" w:uiPriority="51"/>
+    <w:lsdException w:name="List Table 7 Colorful Accent 3" w:uiPriority="52"/>
+    <w:lsdException w:name="List Table 1 Light Accent 4" w:uiPriority="46"/>
+    <w:lsdException w:name="List Table 2 Accent 4" w:uiPriority="47"/>
+    <w:lsdException w:name="List Table 3 Accent 4" w:uiPriority="48"/>
+    <w:lsdException w:name="List Table 4 Accent 4" w:uiPriority="49"/>
+    <w:lsdException w:name="List Table 5 Dark Accent 4" w:uiPriority="50"/>
+    <w:lsdException w:name="List Table 6 Colorful Accent 4" w:uiPriority="51"/>
+    <w:lsdException w:name="List Table 7 Colorful Accent 4" w:uiPriority="52"/>
+    <w:lsdException w:name="List Table 1 Light Accent 5" w:uiPriority="46"/>
+    <w:lsdException w:name="List Table 2 Accent 5" w:uiPriority="47"/>
+    <w:lsdException w:name="List Table 3 Accent 5" w:uiPriority="48"/>
+    <w:lsdException w:name="List Table 4 Accent 5" w:uiPriority="49"/>
+    <w:lsdException w:name="List Table 5 Dark Accent 5" w:uiPriority="50"/>
+    <w:lsdException w:name="List Table 6 Colorful Accent 5" w:uiPriority="51"/>
+    <w:lsdException w:name="List Table 7 Colorful Accent 5" w:uiPriority="52"/>
+    <w:lsdException w:name="List Table 1 Light Accent 6" w:uiPriority="46"/>
+    <w:lsdException w:name="List Table 2 Accent 6" w:uiPriority="47"/>
+    <w:lsdException w:name="List Table 3 Accent 6" w:uiPriority="48"/>
+    <w:lsdException w:name="List Table 4 Accent 6" w:uiPriority="49"/>
+    <w:lsdException w:name="List Table 5 Dark Accent 6" w:uiPriority="50"/>
+    <w:lsdException w:name="List Table 6 Colorful Accent 6" w:uiPriority="51"/>
+    <w:lsdException w:name="List Table 7 Colorful Accent 6" w:uiPriority="52"/>
+    <w:lsdException w:name="Mention" w:semiHidden="1" w:unhideWhenUsed="1"/>
+    <w:lsdException w:name="Smart Hyperlink" w:semiHidden="1" w:unhideWhenUsed="1"/>
+    <w:lsdException w:name="Hashtag" w:semiHidden="1" w:unhideWhenUsed="1"/>
+    <w:lsdException w:name="Unresolved Mention" w:semiHidden="1" w:unhideWhenUsed="1"/>
+    <w:lsdException w:name="Smart Link" w:semiHidden="1" w:unhideWhenUsed="1"/>
+  </w:latentStyles>
+  <w:style w:type="paragraph" w:default="1" w:styleId="Normal">
+    <w:name w:val="Normal"/>
+    <w:qFormat/>
   </w:style>
   <w:style w:type="paragraph" w:styleId="Heading1">
     <w:name w:val="heading 1"/>
     <w:basedOn w:val="Normal"/>
     <w:next w:val="Normal"/>
+    <w:uiPriority w:val="9"/>
+    <w:qFormat/>
     <w:pPr>
-      <w:keepNext w:val="1"/>
-      <w:keepLines w:val="1"/>
-      <w:spacing w:after="120" w:before="400" w:lineRule="auto"/>
+      <w:keepNext/>
+      <w:keepLines/>
+      <w:spacing w:before="400" w:after="120"/>
+      <w:outlineLvl w:val="0"/>
     </w:pPr>
     <w:rPr>
-      <w:rFonts w:ascii="Montserrat" w:cs="Montserrat" w:eastAsia="Montserrat" w:hAnsi="Montserrat"/>
-      <w:b w:val="1"/>
-      <w:bCs w:val="1"/>
+      <w:rFonts w:ascii="Montserrat" w:eastAsia="Montserrat" w:hAnsi="Montserrat" w:cs="Montserrat"/>
+      <w:b/>
+      <w:bCs/>
       <w:sz w:val="40"/>
       <w:szCs w:val="40"/>
     </w:rPr>
@@ -203,15 +1001,16 @@
     <w:name w:val="heading 2"/>
     <w:basedOn w:val="Normal"/>
     <w:next w:val="Normal"/>
+    <w:uiPriority w:val="9"/>
+    <w:unhideWhenUsed/>
+    <w:qFormat/>
     <w:pPr>
-      <w:keepNext w:val="1"/>
-      <w:keepLines w:val="1"/>
-      <w:pageBreakBefore w:val="0"/>
-      <w:spacing w:after="120" w:before="360" w:lineRule="auto"/>
+      <w:keepNext/>
+      <w:keepLines/>
+      <w:spacing w:before="360" w:after="120"/>
+      <w:outlineLvl w:val="1"/>
     </w:pPr>
     <w:rPr>
-      <w:b w:val="0"/>
-      <w:bCs w:val="0"/>
       <w:sz w:val="32"/>
       <w:szCs w:val="32"/>
     </w:rPr>
@@ -220,15 +1019,16 @@
     <w:name w:val="heading 3"/>
     <w:basedOn w:val="Normal"/>
     <w:next w:val="Normal"/>
+    <w:uiPriority w:val="9"/>
+    <w:unhideWhenUsed/>
+    <w:qFormat/>
     <w:pPr>
-      <w:keepNext w:val="1"/>
-      <w:keepLines w:val="1"/>
-      <w:pageBreakBefore w:val="0"/>
-      <w:spacing w:after="80" w:before="320" w:lineRule="auto"/>
+      <w:keepNext/>
+      <w:keepLines/>
+      <w:spacing w:before="320" w:after="80"/>
+      <w:outlineLvl w:val="2"/>
     </w:pPr>
     <w:rPr>
-      <w:b w:val="0"/>
-      <w:bCs w:val="0"/>
       <w:color w:val="434343"/>
       <w:sz w:val="28"/>
       <w:szCs w:val="28"/>
@@ -238,11 +1038,15 @@
     <w:name w:val="heading 4"/>
     <w:basedOn w:val="Normal"/>
     <w:next w:val="Normal"/>
+    <w:uiPriority w:val="9"/>
+    <w:semiHidden/>
+    <w:unhideWhenUsed/>
+    <w:qFormat/>
     <w:pPr>
-      <w:keepNext w:val="1"/>
-      <w:keepLines w:val="1"/>
-      <w:pageBreakBefore w:val="0"/>
-      <w:spacing w:after="80" w:before="280" w:lineRule="auto"/>
+      <w:keepNext/>
+      <w:keepLines/>
+      <w:spacing w:before="280" w:after="80"/>
+      <w:outlineLvl w:val="3"/>
     </w:pPr>
     <w:rPr>
       <w:color w:val="666666"/>
@@ -254,45 +1058,87 @@
     <w:name w:val="heading 5"/>
     <w:basedOn w:val="Normal"/>
     <w:next w:val="Normal"/>
+    <w:uiPriority w:val="9"/>
+    <w:semiHidden/>
+    <w:unhideWhenUsed/>
+    <w:qFormat/>
     <w:pPr>
-      <w:keepNext w:val="1"/>
-      <w:keepLines w:val="1"/>
-      <w:pageBreakBefore w:val="0"/>
-      <w:spacing w:after="80" w:before="240" w:lineRule="auto"/>
+      <w:keepNext/>
+      <w:keepLines/>
+      <w:spacing w:before="240" w:after="80"/>
+      <w:outlineLvl w:val="4"/>
     </w:pPr>
     <w:rPr>
       <w:color w:val="666666"/>
-      <w:sz w:val="22"/>
-      <w:szCs w:val="22"/>
     </w:rPr>
   </w:style>
   <w:style w:type="paragraph" w:styleId="Heading6">
     <w:name w:val="heading 6"/>
     <w:basedOn w:val="Normal"/>
     <w:next w:val="Normal"/>
+    <w:uiPriority w:val="9"/>
+    <w:semiHidden/>
+    <w:unhideWhenUsed/>
+    <w:qFormat/>
     <w:pPr>
-      <w:keepNext w:val="1"/>
-      <w:keepLines w:val="1"/>
-      <w:pageBreakBefore w:val="0"/>
-      <w:spacing w:after="80" w:before="240" w:lineRule="auto"/>
+      <w:keepNext/>
+      <w:keepLines/>
+      <w:spacing w:before="240" w:after="80"/>
+      <w:outlineLvl w:val="5"/>
     </w:pPr>
     <w:rPr>
-      <w:i w:val="1"/>
-      <w:iCs w:val="1"/>
+      <w:i/>
+      <w:iCs/>
       <w:color w:val="666666"/>
-      <w:sz w:val="22"/>
-      <w:szCs w:val="22"/>
     </w:rPr>
+  </w:style>
+  <w:style w:type="character" w:default="1" w:styleId="DefaultParagraphFont">
+    <w:name w:val="Default Paragraph Font"/>
+    <w:uiPriority w:val="1"/>
+    <w:unhideWhenUsed/>
+  </w:style>
+  <w:style w:type="table" w:default="1" w:styleId="TableNormal">
+    <w:name w:val="Normal Table"/>
+    <w:uiPriority w:val="99"/>
+    <w:semiHidden/>
+    <w:unhideWhenUsed/>
+    <w:tblPr>
+      <w:tblInd w:w="0" w:type="dxa"/>
+      <w:tblCellMar>
+        <w:top w:w="0" w:type="dxa"/>
+        <w:left w:w="108" w:type="dxa"/>
+        <w:bottom w:w="0" w:type="dxa"/>
+        <w:right w:w="108" w:type="dxa"/>
+      </w:tblCellMar>
+    </w:tblPr>
+  </w:style>
+  <w:style w:type="numbering" w:default="1" w:styleId="NoList">
+    <w:name w:val="No List"/>
+    <w:uiPriority w:val="99"/>
+    <w:semiHidden/>
+    <w:unhideWhenUsed/>
+  </w:style>
+  <w:style w:type="table" w:customStyle="1" w:styleId="TableNormal0">
+    <w:name w:val="TableNormal"/>
+    <w:tblPr>
+      <w:tblCellMar>
+        <w:top w:w="100" w:type="dxa"/>
+        <w:left w:w="100" w:type="dxa"/>
+        <w:bottom w:w="100" w:type="dxa"/>
+        <w:right w:w="100" w:type="dxa"/>
+      </w:tblCellMar>
+    </w:tblPr>
   </w:style>
   <w:style w:type="paragraph" w:styleId="Title">
     <w:name w:val="Title"/>
     <w:basedOn w:val="Normal"/>
     <w:next w:val="Normal"/>
+    <w:uiPriority w:val="10"/>
+    <w:qFormat/>
     <w:pPr>
-      <w:keepNext w:val="1"/>
-      <w:keepLines w:val="1"/>
-      <w:pageBreakBefore w:val="0"/>
-      <w:spacing w:after="60" w:before="0" w:lineRule="auto"/>
+      <w:keepNext/>
+      <w:keepLines/>
+      <w:spacing w:after="60"/>
     </w:pPr>
     <w:rPr>
       <w:sz w:val="52"/>
@@ -303,20 +1149,29 @@
     <w:name w:val="Subtitle"/>
     <w:basedOn w:val="Normal"/>
     <w:next w:val="Normal"/>
+    <w:uiPriority w:val="11"/>
+    <w:qFormat/>
     <w:pPr>
-      <w:keepNext w:val="1"/>
-      <w:keepLines w:val="1"/>
-      <w:pageBreakBefore w:val="0"/>
-      <w:spacing w:after="320" w:before="0" w:lineRule="auto"/>
+      <w:keepNext/>
+      <w:keepLines/>
+      <w:spacing w:after="320"/>
     </w:pPr>
     <w:rPr>
-      <w:rFonts w:ascii="Arial" w:cs="Arial" w:eastAsia="Arial" w:hAnsi="Arial"/>
-      <w:i w:val="0"/>
-      <w:iCs w:val="0"/>
       <w:color w:val="666666"/>
       <w:sz w:val="30"/>
       <w:szCs w:val="30"/>
     </w:rPr>
+  </w:style>
+  <w:style w:type="paragraph" w:styleId="ListParagraph">
+    <w:name w:val="List Paragraph"/>
+    <w:basedOn w:val="Normal"/>
+    <w:uiPriority w:val="34"/>
+    <w:qFormat/>
+    <w:rsid w:val="003E1725"/>
+    <w:pPr>
+      <w:ind w:left="720"/>
+      <w:contextualSpacing/>
+    </w:pPr>
   </w:style>
 </w:styles>
 </file>
